--- a/docs/modelos/Contrato_venda_celular.docx
+++ b/docs/modelos/Contrato_venda_celular.docx
@@ -358,7 +358,7 @@
         <w:rPr>
           <w:b w:val="0"/>
         </w:rPr>
-        <w:t xml:space="preserve">O aparelho tem garantia de 3 (três) meses a partir da entrega, nas condições do Termo de garantia entregue ao comprador, sem prejuízo da garantia legal e dos demais direitos do consumidor.</w:t>
+        <w:t xml:space="preserve">O aparelho tem garantia de 3 (três) meses a partir da entrega, contra defeitos do próprio equipamento, nas condições do Termo de garantia entregue ao comprador, não cobrindo mau uso (quedas, líquidos, tela quebrada, aparelho aberto por terceiros e similares), sem prejuízo da garantia legal e dos demais direitos do consumidor.</w:t>
       </w:r>
     </w:p>
     <w:p>
